--- a/assets/docs/56-CD-1-BAI-3-PHAN-BON-HUU-CO-Dung-Pham.docx
+++ b/assets/docs/56-CD-1-BAI-3-PHAN-BON-HUU-CO-Dung-Pham.docx
@@ -6551,7 +6551,7 @@
           <w:rStyle w:val="Hyperlink"/>
           <w:rFonts w:cs="Times New Roman"/>
         </w:rPr>
-        <w:t>http://o2.edu.vn</w:t>
+        <w:t>https://giasu.ai.vn/</w:t>
       </w:r>
     </w:hyperlink>
     <w:bookmarkStart w:id="0" w:name="_GoBack"/>
@@ -6617,7 +6617,7 @@
           <w:rStyle w:val="Hyperlink"/>
           <w:rFonts w:cs="Times New Roman"/>
         </w:rPr>
-        <w:t>http://o2.edu.vn</w:t>
+        <w:t>https://giasu.ai.vn/</w:t>
       </w:r>
     </w:hyperlink>
   </w:p>
